--- a/docs/english-animated/build/a11-unit05/EnglishAnimated_A11_Unit05.docx
+++ b/docs/english-animated/build/a11-unit05/EnglishAnimated_A11_Unit05.docx
@@ -993,7 +993,7 @@
         <w:pStyle w:val="BlockText"/>
       </w:pPr>
       <w:r>
-        <w:t xml:space="preserve">desk · homework · pen · paper · chair · exercise · notebook · word · page · answer</w:t>
+        <w:t xml:space="preserve">page · pen · word · notebook · desk · homework · chair · exercise · paper · answer</w:t>
       </w:r>
     </w:p>
     <w:tbl>
@@ -1849,7 +1849,7 @@
         <w:pStyle w:val="Compact"/>
       </w:pPr>
       <w:r>
-        <w:t xml:space="preserve">There is a lot of paper. ☐ T ☐ F</w:t>
+        <w:t xml:space="preserve">There are twelve desks. ☐ T ☐ F</w:t>
       </w:r>
     </w:p>
     <w:p>
@@ -4906,7 +4906,7 @@
         <w:pStyle w:val="Compact"/>
       </w:pPr>
       <w:r>
-        <w:t xml:space="preserve">There ______ a lot of paper in the cupboard.</w:t>
+        <w:t xml:space="preserve">There ______ one dictionary.</w:t>
       </w:r>
     </w:p>
     <w:p>
@@ -4930,7 +4930,7 @@
         <w:pStyle w:val="Compact"/>
       </w:pPr>
       <w:r>
-        <w:t xml:space="preserve">There ______ some water in the bottle.</w:t>
+        <w:t xml:space="preserve">There ______ three children in the corridor.</w:t>
       </w:r>
     </w:p>
     <w:p>
@@ -4942,7 +4942,7 @@
         <w:pStyle w:val="Compact"/>
       </w:pPr>
       <w:r>
-        <w:t xml:space="preserve">There ______ three children in the corridor.</w:t>
+        <w:t xml:space="preserve">There ______ some water in the bottle.</w:t>
       </w:r>
     </w:p>
     <w:p>
@@ -4954,7 +4954,7 @@
         <w:pStyle w:val="Compact"/>
       </w:pPr>
       <w:r>
-        <w:t xml:space="preserve">There ______ one dictionary.</w:t>
+        <w:t xml:space="preserve">There ______ a lot of paper in the cupboard.</w:t>
       </w:r>
     </w:p>
     <w:p>
